--- a/press/downloads/de/BiSi_Pressemitteilung_DE.docx
+++ b/press/downloads/de/BiSi_Pressemitteilung_DE.docx
@@ -236,7 +236,7 @@
     </w:p>
     <w:p>
       <w:r>
-        <w:t>Fact Sheet, Gründer-Geschichte, Screenshots in vier Sprachen, App-Icon und Logo stehen zum Download bereit. Ein Promo-Video folgt. Redaktionen erhalten auf Anfrage einen Testzugang; für einen aussagekräftigen Test empfehlen wir mindestens 3 Geräte.</w:t>
+        <w:t>Fact Sheet, Gründer-Geschichte, Screenshots und das Promo-Video (16:9 und 9:16) in vier Sprachen sowie App-Icon und Logo stehen unter www.buzzitsay.it/press zum Download bereit. Redaktionen erhalten auf Anfrage einen Testzugang; für einen aussagekräftigen Test empfehlen wir mindestens 3 Geräte.</w:t>
       </w:r>
     </w:p>
     <w:p>
@@ -248,6 +248,19 @@
       </w:r>
       <w:r>
         <w:t>Martin Bechtold · hello@buzzitsay.it · www.buzzitsay.it</w:t>
+      </w:r>
+    </w:p>
+    <w:p>
+      <w:pPr>
+        <w:pStyle w:val="Heading3"/>
+      </w:pPr>
+      <w:r>
+        <w:t>Auch von Martin Bechtold</w:t>
+      </w:r>
+    </w:p>
+    <w:p>
+      <w:r>
+        <w:t>PantoMeGo ist eine Pantomime-App für Familien und Kinder auf iPhone und iPad. Drei Schwierigkeitsstufen – Bambini (3–5 Jahre), Entdecker (6–8 Jahre) und Profis (9+) –, fünf Kategorien und vier Sprachen machen das Spiel für alle Altersgruppen zugänglich. Kein Internet nötig, keine Werbung, kein Tracking. Das Handy zeigt nur den Begriff – gespielt wird mit Körper, Mimik und viel Gelächter. www.pantomego.app</w:t>
       </w:r>
     </w:p>
     <w:p>

--- a/press/downloads/de/BiSi_Pressemitteilung_DE.docx
+++ b/press/downloads/de/BiSi_Pressemitteilung_DE.docx
@@ -231,12 +231,12 @@
         <w:pStyle w:val="Heading2"/>
       </w:pPr>
       <w:r>
-        <w:t>Pressematerial und Testzugang</w:t>
+        <w:t>Pressematerial und TestFlight-Zugang</w:t>
       </w:r>
     </w:p>
     <w:p>
       <w:r>
-        <w:t>Fact Sheet, Gründer-Geschichte, Screenshots und das Promo-Video (16:9 und 9:16) in vier Sprachen sowie App-Icon und Logo stehen unter www.buzzitsay.it/press zum Download bereit. Redaktionen erhalten auf Anfrage einen Testzugang; für einen aussagekräftigen Test empfehlen wir mindestens 3 Geräte.</w:t>
+        <w:t>Fact Sheet, Gründer-Geschichte, Screenshots und das Promo-Video (16:9 und 9:16) in vier Sprachen sowie App-Icon und Logo stehen unter www.buzzitsay.it/press zum Download bereit. Redaktionen können BiSi (Version 45) direkt über TestFlight testen: https://testflight.apple.com/join/yANVqwV1 – für einen aussagekräftigen Test empfehlen wir mindestens 3 Geräte.</w:t>
       </w:r>
     </w:p>
     <w:p>
